--- a/ru/wisdom-stories/welcome-my-bey.docx
+++ b/ru/wisdom-stories/welcome-my-bey.docx
@@ -4,358 +4,191 @@
   <w:body>
     <w:p>
       <w:pPr>
-        <w:spacing w:before="0" w:after="60"/>
-        <w:jc w:val="left"/>
+        <w:pStyle w:val="Title"/>
       </w:pPr>
       <w:r>
-        <w:rPr>
-          <w:rFonts w:ascii="Arial" w:hAnsi="Arial" w:eastAsia="Arial"/>
-          <w:i w:val="0"/>
-          <w:color w:val="000000"/>
-          <w:sz w:val="52"/>
-        </w:rPr>
-        <w:t>Добро пожаловать, сэр.</w:t>
+        <w:t>Добро пожаловать, мой бей</w:t>
+      </w:r>
+    </w:p>
+    <w:p>
+      <w:pPr/>
+      <w:r>
+        <w:t>Когда мой отец Хафиз Али погиб при Чанаккале, мама была на седьмом месяце беременности. Я так и не увидел отца. Даже фотографии его не осталось.</w:t>
       </w:r>
     </w:p>
     <w:p>
       <w:pPr>
-        <w:jc w:val="left"/>
+        <w:spacing w:after="80"/>
       </w:pPr>
       <w:r>
-        <w:rPr>
-          <w:rFonts w:ascii="Arial" w:hAnsi="Arial" w:eastAsia="Arial"/>
-          <w:i w:val="0"/>
-          <w:color w:val="000000"/>
-          <w:sz w:val="22"/>
-        </w:rPr>
-        <w:t>Когда мой покойный отец Хафиз Али жил в Чанаккале, мне было всего семь месяцев, я ещё был в утробе матери. Я никогда не видел и не узнавал своего отца. Не было даже ни одной его фотографии.</w:t>
-      </w:r>
-    </w:p>
-    <w:p>
-      <w:pPr>
-        <w:jc w:val="left"/>
-      </w:pPr>
-      <w:r>
-        <w:rPr>
-          <w:rFonts w:ascii="Arial" w:hAnsi="Arial" w:eastAsia="Arial"/>
-          <w:i w:val="0"/>
-          <w:color w:val="000000"/>
-          <w:sz w:val="22"/>
-        </w:rPr>
         <w:t>Это были очень трудные дни. Мобилизация, оккупация, освобождение, бедность, лишения…</w:t>
       </w:r>
     </w:p>
     <w:p>
       <w:pPr>
-        <w:jc w:val="left"/>
+        <w:spacing w:after="80"/>
       </w:pPr>
       <w:r>
-        <w:rPr>
-          <w:rFonts w:ascii="Arial" w:hAnsi="Arial" w:eastAsia="Arial"/>
-          <w:i w:val="0"/>
-          <w:color w:val="000000"/>
-          <w:sz w:val="22"/>
-        </w:rPr>
         <w:t>Наше детство прошло в постоянных поисках хлеба, наполненных болью.</w:t>
       </w:r>
     </w:p>
     <w:p>
       <w:pPr>
-        <w:jc w:val="left"/>
+        <w:spacing w:after="80"/>
       </w:pPr>
       <w:r>
-        <w:rPr>
-          <w:rFonts w:ascii="Arial" w:hAnsi="Arial" w:eastAsia="Arial"/>
-          <w:i w:val="0"/>
-          <w:color w:val="000000"/>
-          <w:sz w:val="22"/>
-        </w:rPr>
         <w:t>Всякий раз, когда моя мать хотела куда-то пойти, она всегда подходила ко мне и говорила:</w:t>
       </w:r>
     </w:p>
     <w:p>
       <w:pPr>
-        <w:jc w:val="left"/>
+        <w:spacing w:after="80"/>
       </w:pPr>
       <w:r>
-        <w:rPr>
-          <w:rFonts w:ascii="Arial" w:hAnsi="Arial" w:eastAsia="Arial"/>
-          <w:i w:val="0"/>
-          <w:color w:val="000000"/>
-          <w:sz w:val="22"/>
-        </w:rPr>
         <w:t>— Сынок, я иду на рынок. Если твой отец придёт, дай мне знать немедленно!</w:t>
       </w:r>
     </w:p>
     <w:p>
       <w:pPr>
-        <w:jc w:val="left"/>
+        <w:spacing w:after="80"/>
       </w:pPr>
       <w:r>
-        <w:rPr>
-          <w:rFonts w:ascii="Arial" w:hAnsi="Arial" w:eastAsia="Arial"/>
-          <w:i w:val="0"/>
-          <w:color w:val="000000"/>
-          <w:sz w:val="22"/>
-        </w:rPr>
         <w:t>— Я иду в Халангил. Если твой отец придёт, дай мне знать немедленно!</w:t>
       </w:r>
     </w:p>
     <w:p>
       <w:pPr>
-        <w:jc w:val="left"/>
+        <w:spacing w:after="80"/>
       </w:pPr>
       <w:r>
-        <w:rPr>
-          <w:rFonts w:ascii="Arial" w:hAnsi="Arial" w:eastAsia="Arial"/>
-          <w:i w:val="0"/>
-          <w:color w:val="000000"/>
-          <w:sz w:val="22"/>
-        </w:rPr>
         <w:t>— Я иду к соседям. Если твой отец придёт, дай мне знать немедленно! — говорила она.</w:t>
       </w:r>
     </w:p>
     <w:p>
       <w:pPr>
-        <w:jc w:val="left"/>
+        <w:spacing w:after="80"/>
       </w:pPr>
       <w:r>
-        <w:rPr>
-          <w:rFonts w:ascii="Arial" w:hAnsi="Arial" w:eastAsia="Arial"/>
-          <w:i w:val="0"/>
-          <w:color w:val="000000"/>
-          <w:sz w:val="22"/>
-        </w:rPr>
-        <w:t>Моя мать ждала отца на дороге с широко открытыми глазами.</w:t>
+        <w:t>Мать всё смотрела на дорогу и ждала его возвращения.</w:t>
       </w:r>
     </w:p>
     <w:p>
-      <w:pPr>
-        <w:jc w:val="left"/>
-      </w:pPr>
+      <w:pPr/>
       <w:r>
-        <w:rPr>
-          <w:rFonts w:ascii="Arial" w:hAnsi="Arial" w:eastAsia="Arial"/>
-          <w:i w:val="0"/>
-          <w:color w:val="000000"/>
-          <w:sz w:val="22"/>
-        </w:rPr>
         <w:t>Я вырос, стал владельцем бизнеса и открыл магазин. Как всегда, когда моя мать куда-то уходила, она приходила в магазин, говорила мне, куда идет, и добавляла: «Если твой отец придет, дай мне знать, а!»</w:t>
       </w:r>
     </w:p>
     <w:p>
-      <w:pPr>
-        <w:jc w:val="left"/>
-      </w:pPr>
+      <w:pPr/>
       <w:r>
-        <w:rPr>
-          <w:rFonts w:ascii="Arial" w:hAnsi="Arial" w:eastAsia="Arial"/>
-          <w:i w:val="0"/>
-          <w:color w:val="000000"/>
-          <w:sz w:val="22"/>
-        </w:rPr>
         <w:t>Прошли годы. Моя мать состарилась. Несмотря на это, она все еще приходила ко мне, оставаясь верной своему обычаю и опираясь на трость: «Если твой отец придет, позови меня, а!»</w:t>
       </w:r>
     </w:p>
     <w:p>
       <w:pPr>
-        <w:jc w:val="left"/>
+        <w:spacing w:after="80"/>
       </w:pPr>
       <w:r>
-        <w:rPr>
-          <w:rFonts w:ascii="Arial" w:hAnsi="Arial" w:eastAsia="Arial"/>
-          <w:i w:val="0"/>
-          <w:color w:val="000000"/>
-          <w:sz w:val="22"/>
-        </w:rPr>
         <w:t>Однажды она заболела и упала в постель.</w:t>
       </w:r>
     </w:p>
     <w:p>
-      <w:pPr>
-        <w:jc w:val="left"/>
-      </w:pPr>
+      <w:pPr/>
       <w:r>
-        <w:rPr>
-          <w:rFonts w:ascii="Arial" w:hAnsi="Arial" w:eastAsia="Arial"/>
-          <w:i w:val="0"/>
-          <w:color w:val="000000"/>
-          <w:sz w:val="22"/>
-        </w:rPr>
-        <w:t>На смертном одре она попрощалась с нами: «Вы хорошо обо мне заботились, передайте мне ваши права». Она медленно повернулась ко мне и сказала: «Если твой отец придет, скажи ему, что моя мать всегда тебя ждала». Внезапно она подняла голову, посмотрела на дверь, улыбнулась и сказала: «Добро пожаловать, господин, добро пожаловать!» и испустила дух.</w:t>
+        <w:t>Перед смертью она попрощалась с нами: «Вы хорошо обо мне заботились. Простите, если была вам в тягость». Потом обратилась ко мне: «Если отец вернётся, скажи: мама ждала тебя всю жизнь». Вдруг она посмотрела на дверь, улыбнулась и прошептала: «Добро пожаловать, мой бей!» Это были её последние слова.</w:t>
       </w:r>
     </w:p>
     <w:p>
       <w:pPr>
-        <w:jc w:val="left"/>
+        <w:spacing w:after="80"/>
       </w:pPr>
       <w:r>
-        <w:rPr>
-          <w:rFonts w:ascii="Arial" w:hAnsi="Arial" w:eastAsia="Arial"/>
-          <w:i w:val="0"/>
-          <w:color w:val="000000"/>
-          <w:sz w:val="22"/>
-        </w:rPr>
         <w:t>* * *</w:t>
       </w:r>
     </w:p>
     <w:p>
       <w:pPr>
-        <w:jc w:val="left"/>
+        <w:spacing w:after="80"/>
       </w:pPr>
       <w:r>
-        <w:rPr>
-          <w:rFonts w:ascii="Arial" w:hAnsi="Arial" w:eastAsia="Arial"/>
-          <w:i w:val="0"/>
-          <w:color w:val="000000"/>
-          <w:sz w:val="22"/>
-        </w:rPr>
         <w:t>Из воспоминаний Джевдета Алгалпа, старого сапожника, живущего в Балыкесире.</w:t>
       </w:r>
     </w:p>
     <w:p>
-      <w:pPr>
-        <w:jc w:val="left"/>
-      </w:pPr>
+      <w:pPr/>
       <w:r>
-        <w:rPr>
-          <w:rFonts w:ascii="Arial" w:hAnsi="Arial" w:eastAsia="Arial"/>
-          <w:i w:val="0"/>
-          <w:color w:val="000000"/>
-          <w:sz w:val="22"/>
-        </w:rPr>
         <w:t>Автор: исследователь и писатель, учитель географии в Анатолийской средней школе им. Мустафа Догру, Бурса Чинар.</w:t>
       </w:r>
     </w:p>
     <w:p>
       <w:pPr>
-        <w:jc w:val="left"/>
+        <w:spacing w:after="80"/>
       </w:pPr>
       <w:r>
-        <w:rPr>
-          <w:rFonts w:ascii="Arial" w:hAnsi="Arial" w:eastAsia="Arial"/>
-          <w:i w:val="0"/>
-          <w:color w:val="000000"/>
-          <w:sz w:val="22"/>
-        </w:rPr>
         <w:t>* * *</w:t>
       </w:r>
     </w:p>
     <w:p>
       <w:pPr>
-        <w:jc w:val="left"/>
+        <w:spacing w:after="80"/>
       </w:pPr>
       <w:r>
-        <w:rPr>
-          <w:rFonts w:ascii="Arial" w:hAnsi="Arial" w:eastAsia="Arial"/>
-          <w:i w:val="0"/>
-          <w:color w:val="000000"/>
-          <w:sz w:val="22"/>
-        </w:rPr>
         <w:t>18 марта – день победы при Чанаккале.</w:t>
       </w:r>
     </w:p>
     <w:p>
-      <w:pPr>
-        <w:jc w:val="left"/>
-      </w:pPr>
+      <w:pPr/>
       <w:r>
-        <w:rPr>
-          <w:rFonts w:ascii="Arial" w:hAnsi="Arial" w:eastAsia="Arial"/>
-          <w:i w:val="0"/>
-          <w:color w:val="000000"/>
-          <w:sz w:val="22"/>
-        </w:rPr>
         <w:t>Если бы Чанаккале пал в 1915 году, в Анатолии были бы созданы фиктивные государства, проживавшие здесь народы были бы обращены во врагов и истреблены, а страна стала бы колонией британцев, французов и итальянцев.</w:t>
       </w:r>
     </w:p>
     <w:p>
       <w:pPr>
-        <w:jc w:val="left"/>
+        <w:spacing w:after="80"/>
       </w:pPr>
       <w:r>
-        <w:rPr>
-          <w:rFonts w:ascii="Arial" w:hAnsi="Arial" w:eastAsia="Arial"/>
-          <w:i w:val="0"/>
-          <w:color w:val="000000"/>
-          <w:sz w:val="22"/>
-        </w:rPr>
         <w:t>* * *</w:t>
       </w:r>
     </w:p>
     <w:p>
       <w:pPr>
-        <w:jc w:val="left"/>
+        <w:keepNext/>
       </w:pPr>
       <w:r>
-        <w:rPr>
-          <w:rFonts w:ascii="Arial" w:hAnsi="Arial" w:eastAsia="Arial"/>
-          <w:i w:val="0"/>
-          <w:color w:val="000000"/>
-          <w:sz w:val="22"/>
-        </w:rPr>
-        <w:t>Пусть души всех мучеников, включая наших азербайджанских солдат, погибших при Чанаккале, покоятся с миром! Пусть ни одна мать не потеряет из виду дорогу!</w:t>
+        <w:t>Пусть покоятся с миром все павшие при Чанаккале, в том числе азербайджанские солдаты. Пусть ни одной матери не придётся всю жизнь ждать на дороге того, кто не вернётся.</w:t>
       </w:r>
     </w:p>
     <w:p>
       <w:pPr>
-        <w:pStyle w:val="Moral"/>
         <w:keepNext/>
         <w:keepLines/>
-        <w:widowControl/>
-        <w:spacing w:before="240" w:after="180" w:line="283" w:lineRule="auto"/>
-        <w:ind w:left="240" w:right="240"/>
-        <w:jc w:val="left"/>
-        <w:pBdr>
-          <w:top w:val="single" w:sz="8" w:space="7" w:color="E8D59A"/>
-          <w:left w:val="single" w:sz="32" w:space="11" w:color="C6A23A"/>
-          <w:bottom w:val="single" w:sz="8" w:space="7" w:color="E8D59A"/>
-          <w:right w:val="single" w:sz="8" w:space="11" w:color="E8D59A"/>
-        </w:pBdr>
-        <w:shd w:val="clear" w:color="auto" w:fill="FFF8E1"/>
+        <w:spacing w:before="160"/>
       </w:pPr>
       <w:r>
         <w:rPr>
-          <w:rFonts w:ascii="Arial" w:hAnsi="Arial" w:eastAsia="Arial" w:cs="Arial"/>
           <w:b/>
-          <w:i w:val="0"/>
-          <w:color w:val="9A7417"/>
-          <w:sz w:val="22"/>
         </w:rPr>
-        <w:t xml:space="preserve">Мораль: </w:t>
+        <w:t>Мораль:</w:t>
       </w:r>
       <w:r>
-        <w:rPr>
-          <w:rFonts w:ascii="Arial" w:hAnsi="Arial" w:eastAsia="Arial" w:cs="Arial"/>
-          <w:b w:val="0"/>
-          <w:i w:val="0"/>
-          <w:color w:val="3F3826"/>
-          <w:sz w:val="22"/>
-        </w:rPr>
-        <w:t>Преданность и тоска матери на протяжении всей жизни – это чистейшее выражение любви. Память о тех, кто погиб за родину, и о матерях, потерявших из виду дорогу, священна.</w:t>
+        <w:t xml:space="preserve"> Верность и ожидание могут длиться целую жизнь. Храните память о погибших за родину и о близких, которые их ждали.</w:t>
       </w:r>
     </w:p>
     <w:p>
       <w:pPr>
-        <w:keepLines/>
-        <w:widowControl/>
-        <w:spacing w:before="60" w:after="0" w:line="240" w:lineRule="auto"/>
-        <w:jc w:val="right"/>
+        <w:spacing w:after="80"/>
       </w:pPr>
       <w:r>
         <w:rPr>
-          <w:rFonts w:ascii="Arial" w:hAnsi="Arial" w:eastAsia="Arial" w:cs="Arial"/>
-          <w:b w:val="0"/>
           <w:i/>
-          <w:color w:val="8A7950"/>
-          <w:sz w:val="17"/>
+          <w:sz w:val="18"/>
         </w:rPr>
         <w:t>«История взята из открытых источников Интернета.»</w:t>
       </w:r>
     </w:p>
     <w:sectPr>
-      <w:pgSz w:w="12240" w:h="15840"/>
-      <w:pgMar w:top="1440" w:right="1440" w:bottom="1440" w:left="1440" w:header="708" w:footer="708" w:gutter="0"/>
+      <w:pgSz w:w="11909" w:h="16834"/>
+      <w:pgMar w:top="1152" w:right="1224" w:bottom="1152" w:left="1224" w:header="720" w:footer="720" w:gutter="0"/>
       <w:cols w:space="720"/>
       <w:docGrid w:linePitch="360"/>
     </w:sectPr>
@@ -727,12 +560,14 @@
     <w:qFormat/>
     <w:rsid w:val="00FC693F"/>
     <w:pPr>
-      <w:spacing w:before="0" w:after="160" w:line="276" w:lineRule="auto"/>
+      <w:widowControl/>
+      <w:spacing w:after="120" w:line="269" w:lineRule="auto"/>
     </w:pPr>
     <w:rPr>
-      <w:rFonts w:ascii="Arial" w:hAnsi="Arial" w:eastAsia="Arial"/>
+      <w:rFonts w:ascii="Arial" w:hAnsi="Arial"/>
       <w:color w:val="000000"/>
       <w:sz w:val="22"/>
+      <w:lang w:val="ru-RU"/>
     </w:rPr>
   </w:style>
   <w:style w:type="paragraph" w:styleId="Header">
@@ -1076,18 +911,20 @@
     <w:qFormat/>
     <w:rsid w:val="00FC693F"/>
     <w:pPr>
+      <w:keepNext/>
       <w:pBdr>
         <w:bottom w:val="single" w:sz="8" w:space="4" w:color="4F81BD" w:themeColor="accent1"/>
       </w:pBdr>
-      <w:spacing w:after="300" w:line="240" w:lineRule="auto"/>
+      <w:spacing w:after="280" w:line="240" w:lineRule="auto"/>
       <w:contextualSpacing/>
     </w:pPr>
     <w:rPr>
-      <w:rFonts w:asciiTheme="majorHAnsi" w:eastAsiaTheme="majorEastAsia" w:hAnsiTheme="majorHAnsi" w:cstheme="majorBidi"/>
-      <w:color w:val="17365D" w:themeColor="text2" w:themeShade="BF"/>
+      <w:rFonts w:asciiTheme="majorHAnsi" w:eastAsiaTheme="majorEastAsia" w:hAnsiTheme="majorHAnsi" w:cstheme="majorBidi" w:ascii="Arial" w:hAnsi="Arial"/>
+      <w:b/>
+      <w:color w:val="000000"/>
       <w:spacing w:val="5"/>
       <w:kern w:val="28"/>
-      <w:sz w:val="52"/>
+      <w:sz w:val="34"/>
       <w:szCs w:val="52"/>
     </w:rPr>
   </w:style>
@@ -12416,18 +12253,6 @@
         <w:shd w:val="clear" w:color="auto" w:fill="FBCAA2" w:themeFill="accent6" w:themeFillTint="7F"/>
       </w:tcPr>
     </w:tblStylePr>
-  </w:style>
-  <w:style w:type="paragraph" w:customStyle="1" w:styleId="Moral">
-    <w:name w:val="Moral"/>
-    <w:basedOn w:val="Normal"/>
-    <w:pPr>
-      <w:spacing w:before="160" w:after="0" w:line="276" w:lineRule="auto"/>
-    </w:pPr>
-    <w:rPr>
-      <w:rFonts w:ascii="Arial" w:hAnsi="Arial" w:eastAsia="Arial"/>
-      <w:i/>
-      <w:sz w:val="22"/>
-    </w:rPr>
   </w:style>
 </w:styles>
 </file>

--- a/ru/wisdom-stories/welcome-my-bey.docx
+++ b/ru/wisdom-stories/welcome-my-bey.docx
@@ -13,7 +13,7 @@
     <w:p>
       <w:pPr/>
       <w:r>
-        <w:t>Когда мой отец Хафиз Али погиб при Чанаккале, мама была на седьмом месяце беременности. Я так и не увидел отца. Даже фотографии его не осталось.</w:t>
+        <w:t>Когда мой покойный отец Хафиз Али был при Чанаккале, мама была на седьмом месяце беременности. Я так и не увидел отца. Даже фотографии его не осталось.</w:t>
       </w:r>
     </w:p>
     <w:p>
@@ -53,7 +53,7 @@
         <w:spacing w:after="80"/>
       </w:pPr>
       <w:r>
-        <w:t>— Я иду в Халангил. Если твой отец придёт, дай мне знать немедленно!</w:t>
+        <w:t>— Я иду к твоей тёте. Если придёт твой отец, сразу дай мне знать.</w:t>
       </w:r>
     </w:p>
     <w:p>
@@ -95,7 +95,7 @@
     <w:p>
       <w:pPr/>
       <w:r>
-        <w:t>Перед смертью она попрощалась с нами: «Вы хорошо обо мне заботились. Простите, если была вам в тягость». Потом обратилась ко мне: «Если отец вернётся, скажи: мама ждала тебя всю жизнь». Вдруг она посмотрела на дверь, улыбнулась и прошептала: «Добро пожаловать, мой бей!» Это были её последние слова.</w:t>
+        <w:t>Перед смертью она попрощалась с нами: «Вы хорошо обо мне заботились, простите меня и отпустите мне мой долг перед вами». Потом обратилась ко мне: «Если отец вернётся, скажи: мама ждала тебя всю жизнь». Вдруг она подняла голову, посмотрела на дверь, улыбнулась и сказала: «Добро пожаловать, мой бей, добро пожаловать!» и отдала душу.</w:t>
       </w:r>
     </w:p>
     <w:p>
@@ -111,13 +111,13 @@
         <w:spacing w:after="80"/>
       </w:pPr>
       <w:r>
-        <w:t>Из воспоминаний Джевдета Алгалпа, старого сапожника, живущего в Балыкесире.</w:t>
+        <w:t>Из воспоминаний Джевдета Алкалпа, старого сапожника, живущего в Балыкесире.</w:t>
       </w:r>
     </w:p>
     <w:p>
       <w:pPr/>
       <w:r>
-        <w:t>Автор: исследователь и писатель, учитель географии в Анатолийской средней школе им. Мустафа Догру, Бурса Чинар.</w:t>
+        <w:t>Автор: Мустафа Догру, исследователь и писатель, учитель географии Анатолийского лицея Бурса Чынар.</w:t>
       </w:r>
     </w:p>
     <w:p>
@@ -155,7 +155,7 @@
         <w:keepNext/>
       </w:pPr>
       <w:r>
-        <w:t>Пусть покоятся с миром все павшие при Чанаккале, в том числе азербайджанские солдаты. Пусть ни одной матери не придётся всю жизнь ждать на дороге того, кто не вернётся.</w:t>
+        <w:t>Пусть покоятся с миром все шахиды, включая наших азербайджанских солдат, павших при Чанаккале. Пусть ни у одной матери взгляд не останется на дороге.</w:t>
       </w:r>
     </w:p>
     <w:p>
@@ -168,11 +168,9 @@
         <w:rPr>
           <w:b/>
         </w:rPr>
-        <w:t>Мораль:</w:t>
+        <w:t>Мораль: Пожизненная верность и ожидание матери — самое чистое выражение любви. Память погибших за родину шахидов и матерей, чей взгляд остался на дороге, священна.</w:t>
       </w:r>
-      <w:r>
-        <w:t xml:space="preserve"> Верность и ожидание могут длиться целую жизнь. Храните память о погибших за родину и о близких, которые их ждали.</w:t>
-      </w:r>
+      <w:r/>
     </w:p>
     <w:p>
       <w:pPr>
@@ -183,7 +181,7 @@
           <w:i/>
           <w:sz w:val="18"/>
         </w:rPr>
-        <w:t>«История взята из открытых источников Интернета.»</w:t>
+        <w:t>Рассказы взяты из открытых интернет-источников, а иллюстрации созданы с помощью ИИ.</w:t>
       </w:r>
     </w:p>
     <w:sectPr>
